--- a/resources/a-level-economics-data-response-decoder/A-Level-Economics-Data-Response-Decoder-Community-Edition-EDITABLE.docx
+++ b/resources/a-level-economics-data-response-decoder/A-Level-Economics-Data-Response-Decoder-Community-Edition-EDITABLE.docx
@@ -34,13 +34,9 @@
       </w:r>
     </w:p>
     <w:p>
-      <w:r>
-        <w:br w:type="page"/>
-      </w:r>
-    </w:p>
-    <w:p>
       <w:pPr>
         <w:pStyle w:val="Heading1"/>
+        <w:keepNext/>
       </w:pPr>
       <w:r>
         <w:rPr>
@@ -52,6 +48,7 @@
     <w:p>
       <w:pPr>
         <w:pStyle w:val="Heading2"/>
+        <w:keepNext/>
       </w:pPr>
       <w:r>
         <w:rPr>
@@ -73,6 +70,7 @@
     <w:p>
       <w:pPr>
         <w:pStyle w:val="Heading2"/>
+        <w:keepNext/>
       </w:pPr>
       <w:r>
         <w:rPr>
@@ -88,12 +86,13 @@
           <w:i w:val="0"/>
           <w:sz w:val="21"/>
         </w:rPr>
-        <w:t>Two things. The decoder on page 5 is a repeatable method for reading an extract, and it is short enough to memorise. Then every model answer is broken into numbered sentences, each tagged with what it earns, so students can see which sentence carried the answer and which one earned nothing. Handing out a good answer and calling it good teaches very little, because the student cannot see where the marks were.</w:t>
+        <w:t>Two things. The decoder is a repeatable method for reading an extract, and it is short enough to memorise. Then every model answer is broken into numbered sentences, each tagged with what it earns, so students can see which sentence carried the answer and which one earned nothing. Handing out a good answer and calling it good teaches very little, because the student cannot see where the marks were.</w:t>
       </w:r>
     </w:p>
     <w:p>
       <w:pPr>
         <w:pStyle w:val="Heading2"/>
+        <w:keepNext/>
       </w:pPr>
       <w:r>
         <w:rPr>
@@ -115,6 +114,7 @@
     <w:p>
       <w:pPr>
         <w:pStyle w:val="Heading2"/>
+        <w:keepNext/>
       </w:pPr>
       <w:r>
         <w:rPr>
@@ -136,6 +136,7 @@
     <w:p>
       <w:pPr>
         <w:pStyle w:val="Heading2"/>
+        <w:keepNext/>
       </w:pPr>
       <w:r>
         <w:rPr>
@@ -157,6 +158,7 @@
     <w:p>
       <w:pPr>
         <w:pStyle w:val="Heading2"/>
+        <w:keepNext/>
       </w:pPr>
       <w:r>
         <w:rPr>
@@ -176,13 +178,9 @@
       </w:r>
     </w:p>
     <w:p>
-      <w:r>
-        <w:br w:type="page"/>
-      </w:r>
-    </w:p>
-    <w:p>
       <w:pPr>
         <w:pStyle w:val="Heading1"/>
+        <w:keepNext/>
       </w:pPr>
       <w:r>
         <w:rPr>
@@ -387,6 +385,7 @@
     <w:p>
       <w:pPr>
         <w:pStyle w:val="Heading2"/>
+        <w:keepNext/>
       </w:pPr>
       <w:r>
         <w:rPr>
@@ -622,6 +621,7 @@
     <w:p>
       <w:pPr>
         <w:pStyle w:val="Heading2"/>
+        <w:keepNext/>
       </w:pPr>
       <w:r>
         <w:rPr>
@@ -950,6 +950,7 @@
     <w:p>
       <w:pPr>
         <w:pStyle w:val="Heading2"/>
+        <w:keepNext/>
       </w:pPr>
       <w:r>
         <w:rPr>
@@ -1443,6 +1444,7 @@
     <w:p>
       <w:pPr>
         <w:pStyle w:val="Heading2"/>
+        <w:keepNext/>
       </w:pPr>
       <w:r>
         <w:rPr>
@@ -1732,13 +1734,9 @@
       </w:tr>
     </w:tbl>
     <w:p>
-      <w:r>
-        <w:br w:type="page"/>
-      </w:r>
-    </w:p>
-    <w:p>
       <w:pPr>
         <w:pStyle w:val="Heading1"/>
+        <w:keepNext/>
       </w:pPr>
       <w:r>
         <w:rPr>
@@ -2298,6 +2296,7 @@
     <w:p>
       <w:pPr>
         <w:pStyle w:val="Heading2"/>
+        <w:keepNext/>
       </w:pPr>
       <w:r>
         <w:rPr>
@@ -2609,6 +2608,7 @@
     <w:p>
       <w:pPr>
         <w:pStyle w:val="Heading2"/>
+        <w:keepNext/>
       </w:pPr>
       <w:r>
         <w:rPr>
@@ -2871,7 +2871,7 @@
               <w:rPr>
                 <w:sz w:val="19"/>
               </w:rPr>
-              <w:t>The strongest answers notice that the two influences cannot be separated from this data. An answer that computes an elasticity of about minus 4.4 from these two points and reports it as a demand elasticity has fallen into the trap. Credit the student who calculates it and then explains why it fails, and note that the good reason is not simply that supply shifted. A supply shift along a stable demand curve is how a demand curve is identified. It fails because the extract says firms were turning work away in 2023, so that quantity was rationed by capacity and is not a point on the demand curve, and because two years is long enough for the determinants of demand to move as well. See page 16.</w:t>
+              <w:t>The strongest answers notice that the two influences cannot be separated from this data. An answer that computes an elasticity of about minus 4.4 from these two points and reports it as a demand elasticity has fallen into the trap. Credit the student who calculates it and then explains why it fails, and note that the good reason is not simply that supply shifted. A supply shift along a stable demand curve is how a demand curve is identified. It fails because the extract says firms were turning work away in 2023, so that quantity was rationed by capacity and is not a point on the demand curve, and because two years is long enough for the determinants of demand to move as well. See.</w:t>
             </w:r>
           </w:p>
           <w:p>
@@ -2970,13 +2970,9 @@
       </w:tr>
     </w:tbl>
     <w:p>
-      <w:r>
-        <w:br w:type="page"/>
-      </w:r>
-    </w:p>
-    <w:p>
       <w:pPr>
         <w:pStyle w:val="Heading1"/>
+        <w:keepNext/>
       </w:pPr>
       <w:r>
         <w:rPr>
@@ -3056,13 +3052,9 @@
       </w:r>
     </w:p>
     <w:p>
-      <w:r>
-        <w:br w:type="page"/>
-      </w:r>
-    </w:p>
-    <w:p>
       <w:pPr>
         <w:pStyle w:val="Heading2"/>
+        <w:keepNext/>
       </w:pPr>
       <w:r>
         <w:rPr>
@@ -4088,6 +4080,7 @@
     <w:p>
       <w:pPr>
         <w:pStyle w:val="Heading2"/>
+        <w:keepNext/>
       </w:pPr>
       <w:r>
         <w:rPr>
@@ -4589,13 +4582,9 @@
       </w:r>
     </w:p>
     <w:p>
-      <w:r>
-        <w:br w:type="page"/>
-      </w:r>
-    </w:p>
-    <w:p>
       <w:pPr>
         <w:pStyle w:val="Heading2"/>
+        <w:keepNext/>
       </w:pPr>
       <w:r>
         <w:rPr>
@@ -4901,12 +4890,13 @@
             <w:tcW w:type="dxa" w:w="4762"/>
           </w:tcPr>
           <w:p>
-            <w:r/>
-            <w:r>
-              <w:rPr>
-                <w:sz w:val="19"/>
-              </w:rPr>
-              <w:t>This is the trap on page 16. The calculation itself is correct and drawn from the data, so it earns the application, but everything built on it is wrong. The 2023 quantity was rationed by capacity, so it is not a point on the demand curve. A number can still be computed, but it cannot be identified as a demand elasticity. A confident wrong inference costs credibility across the whole answer.</w:t>
+            <w:r>
+              <w:t>This is the trap. The calculation itself is correct and drawn from the data, so it earns the application, but everything built on it is wrong. The 2023 quantity was rationed by capacity, so it is not a point on the demand curve. A number can still be computed, but it cannot be identified as a demand elasticity. A confident wrong inference costs credibility across the whole answer.</w:t>
+            </w:r>
+            <w:r>
+              <w:rPr>
+                <w:sz w:val="19"/>
+              </w:rPr>
             </w:r>
           </w:p>
         </w:tc>
@@ -5089,6 +5079,7 @@
     <w:p>
       <w:pPr>
         <w:pStyle w:val="Heading2"/>
+        <w:keepNext/>
       </w:pPr>
       <w:r>
         <w:rPr>
@@ -5475,13 +5466,9 @@
       </w:r>
     </w:p>
     <w:p>
-      <w:r>
-        <w:br w:type="page"/>
-      </w:r>
-    </w:p>
-    <w:p>
       <w:pPr>
         <w:pStyle w:val="Heading1"/>
+        <w:keepNext/>
       </w:pPr>
       <w:r>
         <w:rPr>
@@ -5493,6 +5480,7 @@
     <w:p>
       <w:pPr>
         <w:pStyle w:val="Heading2"/>
+        <w:keepNext/>
       </w:pPr>
       <w:r>
         <w:rPr>
@@ -5534,6 +5522,7 @@
     <w:p>
       <w:pPr>
         <w:pStyle w:val="Heading2"/>
+        <w:keepNext/>
       </w:pPr>
       <w:r>
         <w:rPr>
@@ -5737,6 +5726,7 @@
     <w:p>
       <w:pPr>
         <w:pStyle w:val="Heading2"/>
+        <w:keepNext/>
       </w:pPr>
       <w:r>
         <w:rPr>
@@ -5762,7 +5752,7 @@
           <w:i w:val="0"/>
           <w:sz w:val="21"/>
         </w:rPr>
-        <w:t>10 min. The decoder on page 5. Read it, then put it away. Six steps, and it is meant to be memorised.</w:t>
+        <w:t>10 min. The decoder. Read it, then put it away. Six steps, and it is meant to be memorised.</w:t>
       </w:r>
     </w:p>
     <w:p>
@@ -5772,7 +5762,7 @@
           <w:i w:val="0"/>
           <w:sz w:val="21"/>
         </w:rPr>
-        <w:t>8 min. Why data response marks are lost, page 4. Read it with the class rather than at them.</w:t>
+        <w:t>8 min. Why data response marks are lost. Read it with the class rather than at them.</w:t>
       </w:r>
     </w:p>
     <w:p>
@@ -5782,7 +5772,7 @@
           <w:i w:val="0"/>
           <w:sz w:val="21"/>
         </w:rPr>
-        <w:t>20 min. Students read Extract A and the data on pages 9 and 10 and mark it using steps 2 and 3: label every number by type, and write direction and magnitude in the margin.</w:t>
+        <w:t>20 min. Students read Extract A and the data and mark it using steps 2 and 3: label every number by type, and write direction and magnitude in the margin.</w:t>
       </w:r>
     </w:p>
     <w:p>
@@ -5808,6 +5798,7 @@
     <w:p>
       <w:pPr>
         <w:pStyle w:val="Heading2"/>
+        <w:keepNext/>
       </w:pPr>
       <w:r>
         <w:rPr>
@@ -5823,7 +5814,7 @@
           <w:i w:val="0"/>
           <w:sz w:val="21"/>
         </w:rPr>
-        <w:t>The decoder, page 5.</w:t>
+        <w:t>The decoder.</w:t>
       </w:r>
     </w:p>
     <w:p>
@@ -5833,12 +5824,13 @@
           <w:i w:val="0"/>
           <w:sz w:val="21"/>
         </w:rPr>
-        <w:t>Extract A and the data, pages 9 and 10, one per student.</w:t>
+        <w:t>Extract A and the data, one per student.</w:t>
       </w:r>
     </w:p>
     <w:p>
       <w:pPr>
         <w:pStyle w:val="Heading2"/>
+        <w:keepNext/>
       </w:pPr>
       <w:r>
         <w:rPr>
@@ -5858,13 +5850,9 @@
       </w:r>
     </w:p>
     <w:p>
-      <w:r>
-        <w:br w:type="page"/>
-      </w:r>
-    </w:p>
-    <w:p>
       <w:pPr>
         <w:pStyle w:val="Heading1"/>
+        <w:keepNext/>
       </w:pPr>
       <w:r>
         <w:rPr>
@@ -5876,6 +5864,7 @@
     <w:p>
       <w:pPr>
         <w:pStyle w:val="Heading2"/>
+        <w:keepNext/>
       </w:pPr>
       <w:r>
         <w:rPr>
@@ -5917,6 +5906,7 @@
     <w:p>
       <w:pPr>
         <w:pStyle w:val="Heading2"/>
+        <w:keepNext/>
       </w:pPr>
       <w:r>
         <w:rPr>
@@ -6120,6 +6110,7 @@
     <w:p>
       <w:pPr>
         <w:pStyle w:val="Heading2"/>
+        <w:keepNext/>
       </w:pPr>
       <w:r>
         <w:rPr>
@@ -6145,7 +6136,7 @@
           <w:i w:val="0"/>
           <w:sz w:val="21"/>
         </w:rPr>
-        <w:t>20 min. The trap page, page 16. Do the calculation on the board first, let the class agree it is right, then take it apart. Give the supply shift argument its due before you explain why the 2023 figure still fails.</w:t>
+        <w:t>20 min. The trap page. Do the calculation on the board first, let the class agree it is right, then take it apart. Give the supply shift argument its due before you explain why the 2023 figure still fails.</w:t>
       </w:r>
     </w:p>
     <w:p>
@@ -6155,7 +6146,7 @@
           <w:i w:val="0"/>
           <w:sz w:val="21"/>
         </w:rPr>
-        <w:t>18 min. Question set, page 11. Students answer questions 1 to 4.</w:t>
+        <w:t>18 min. Question set. Students answer questions 1 to 4.</w:t>
       </w:r>
     </w:p>
     <w:p>
@@ -6165,7 +6156,7 @@
           <w:i w:val="0"/>
           <w:sz w:val="21"/>
         </w:rPr>
-        <w:t>12 min. Mark questions 1 to 3 against page 12, in a different colour, then read the guidance for question 4 aloud.</w:t>
+        <w:t>12 min. Mark questions 1 to 3 against the answers, in a different colour, then read the guidance for question 4 aloud.</w:t>
       </w:r>
     </w:p>
     <w:p>
@@ -6181,6 +6172,7 @@
     <w:p>
       <w:pPr>
         <w:pStyle w:val="Heading2"/>
+        <w:keepNext/>
       </w:pPr>
       <w:r>
         <w:rPr>
@@ -6196,7 +6188,7 @@
           <w:i w:val="0"/>
           <w:sz w:val="21"/>
         </w:rPr>
-        <w:t>The trap, page 16.</w:t>
+        <w:t>The trap.</w:t>
       </w:r>
     </w:p>
     <w:p>
@@ -6206,7 +6198,7 @@
           <w:i w:val="0"/>
           <w:sz w:val="21"/>
         </w:rPr>
-        <w:t>Question set, page 11, one per student.</w:t>
+        <w:t>Question set, one per student.</w:t>
       </w:r>
     </w:p>
     <w:p>
@@ -6216,12 +6208,13 @@
           <w:i w:val="0"/>
           <w:sz w:val="21"/>
         </w:rPr>
-        <w:t>Answers, pages 12 and 13, teacher copy.</w:t>
+        <w:t>Answers, teacher copy.</w:t>
       </w:r>
     </w:p>
     <w:p>
       <w:pPr>
         <w:pStyle w:val="Heading2"/>
+        <w:keepNext/>
       </w:pPr>
       <w:r>
         <w:rPr>
@@ -6241,13 +6234,9 @@
       </w:r>
     </w:p>
     <w:p>
-      <w:r>
-        <w:br w:type="page"/>
-      </w:r>
-    </w:p>
-    <w:p>
       <w:pPr>
         <w:pStyle w:val="Heading1"/>
+        <w:keepNext/>
       </w:pPr>
       <w:r>
         <w:rPr>
@@ -6259,6 +6248,7 @@
     <w:p>
       <w:pPr>
         <w:pStyle w:val="Heading2"/>
+        <w:keepNext/>
       </w:pPr>
       <w:r>
         <w:rPr>
@@ -6300,6 +6290,7 @@
     <w:p>
       <w:pPr>
         <w:pStyle w:val="Heading2"/>
+        <w:keepNext/>
       </w:pPr>
       <w:r>
         <w:rPr>
@@ -6503,6 +6494,7 @@
     <w:p>
       <w:pPr>
         <w:pStyle w:val="Heading2"/>
+        <w:keepNext/>
       </w:pPr>
       <w:r>
         <w:rPr>
@@ -6528,7 +6520,7 @@
           <w:i w:val="0"/>
           <w:sz w:val="21"/>
         </w:rPr>
-        <w:t>18 min. Model answer 1 on pages 18 and 19, annotation covered, then revealed a sentence at a time. Stop on sentences 6, 11 and 12.</w:t>
+        <w:t>18 min. Model answer 1, annotation covered, then revealed a sentence at a time. Stop on sentences 6, 11 and 12.</w:t>
       </w:r>
     </w:p>
     <w:p>
@@ -6538,7 +6530,7 @@
           <w:i w:val="0"/>
           <w:sz w:val="21"/>
         </w:rPr>
-        <w:t>7 min. Now the short model on page 20. Seven sentences, same place. Show it only after the long one.</w:t>
+        <w:t>7 min. Now the short model. Seven sentences, same place. Show it only after the long one.</w:t>
       </w:r>
     </w:p>
     <w:p>
@@ -6548,7 +6540,7 @@
           <w:i w:val="0"/>
           <w:sz w:val="21"/>
         </w:rPr>
-        <w:t>18 min. The mid band answer on page 21 and the fixes on page 22, rewritten live on the board. Spend longest on sentence 4.</w:t>
+        <w:t>18 min. The mid band answer and the fixes, rewritten live on the board. Spend longest on sentence 4.</w:t>
       </w:r>
     </w:p>
     <w:p>
@@ -6564,6 +6556,7 @@
     <w:p>
       <w:pPr>
         <w:pStyle w:val="Heading2"/>
+        <w:keepNext/>
       </w:pPr>
       <w:r>
         <w:rPr>
@@ -6579,7 +6572,7 @@
           <w:i w:val="0"/>
           <w:sz w:val="21"/>
         </w:rPr>
-        <w:t>Model answer 1, pages 18 and 19.</w:t>
+        <w:t>Model answer 1.</w:t>
       </w:r>
     </w:p>
     <w:p>
@@ -6589,7 +6582,7 @@
           <w:i w:val="0"/>
           <w:sz w:val="21"/>
         </w:rPr>
-        <w:t>Short model, page 20.</w:t>
+        <w:t>Short model.</w:t>
       </w:r>
     </w:p>
     <w:p>
@@ -6599,7 +6592,7 @@
           <w:i w:val="0"/>
           <w:sz w:val="21"/>
         </w:rPr>
-        <w:t>Mid band answer and fixes, pages 21 and 22.</w:t>
+        <w:t>Mid band answer and fixes.</w:t>
       </w:r>
     </w:p>
     <w:p>
@@ -6615,6 +6608,7 @@
     <w:p>
       <w:pPr>
         <w:pStyle w:val="Heading2"/>
+        <w:keepNext/>
       </w:pPr>
       <w:r>
         <w:rPr>
@@ -6634,13 +6628,9 @@
       </w:r>
     </w:p>
     <w:p>
-      <w:r>
-        <w:br w:type="page"/>
-      </w:r>
-    </w:p>
-    <w:p>
       <w:pPr>
         <w:pStyle w:val="Heading1"/>
+        <w:keepNext/>
       </w:pPr>
       <w:r>
         <w:rPr>
@@ -6652,6 +6642,7 @@
     <w:p>
       <w:pPr>
         <w:pStyle w:val="Heading2"/>
+        <w:keepNext/>
       </w:pPr>
       <w:r>
         <w:rPr>
@@ -6693,6 +6684,7 @@
     <w:p>
       <w:pPr>
         <w:pStyle w:val="Heading2"/>
+        <w:keepNext/>
       </w:pPr>
       <w:r>
         <w:rPr>
@@ -6896,6 +6888,7 @@
     <w:p>
       <w:pPr>
         <w:pStyle w:val="Heading2"/>
+        <w:keepNext/>
       </w:pPr>
       <w:r>
         <w:rPr>
@@ -6921,7 +6914,7 @@
           <w:i w:val="0"/>
           <w:sz w:val="21"/>
         </w:rPr>
-        <w:t>5 min. Hand out Extract B, page 24. Questions first, then read.</w:t>
+        <w:t>5 min. Hand out Extract B. Questions first, then read.</w:t>
       </w:r>
     </w:p>
     <w:p>
@@ -6931,7 +6924,7 @@
           <w:i w:val="0"/>
           <w:sz w:val="21"/>
         </w:rPr>
-        <w:t>30 min. Timed answer to the question on page 25. Silence.</w:t>
+        <w:t>30 min. Timed answer to the question. Silence.</w:t>
       </w:r>
     </w:p>
     <w:p>
@@ -6941,7 +6934,7 @@
           <w:i w:val="0"/>
           <w:sz w:val="21"/>
         </w:rPr>
-        <w:t>12 min. Swap and tag by objective using the key on page 8, then write one specific improvement naming a sentence number.</w:t>
+        <w:t>12 min. Swap and tag by objective using the key, then write one specific improvement naming a sentence number.</w:t>
       </w:r>
     </w:p>
     <w:p>
@@ -6957,6 +6950,7 @@
     <w:p>
       <w:pPr>
         <w:pStyle w:val="Heading2"/>
+        <w:keepNext/>
       </w:pPr>
       <w:r>
         <w:rPr>
@@ -6972,7 +6966,7 @@
           <w:i w:val="0"/>
           <w:sz w:val="21"/>
         </w:rPr>
-        <w:t>Extract B, page 24.</w:t>
+        <w:t>Extract B.</w:t>
       </w:r>
     </w:p>
     <w:p>
@@ -6982,7 +6976,7 @@
           <w:i w:val="0"/>
           <w:sz w:val="21"/>
         </w:rPr>
-        <w:t>Question and peer marking grid, page 25.</w:t>
+        <w:t>Question and peer marking grid.</w:t>
       </w:r>
     </w:p>
     <w:p>
@@ -6992,12 +6986,13 @@
           <w:i w:val="0"/>
           <w:sz w:val="21"/>
         </w:rPr>
-        <w:t>Answer guidance, page 26, teacher copy.</w:t>
+        <w:t>Answer guidance, teacher copy.</w:t>
       </w:r>
     </w:p>
     <w:p>
       <w:pPr>
         <w:pStyle w:val="Heading2"/>
+        <w:keepNext/>
       </w:pPr>
       <w:r>
         <w:rPr>
@@ -7017,13 +7012,9 @@
       </w:r>
     </w:p>
     <w:p>
-      <w:r>
-        <w:br w:type="page"/>
-      </w:r>
-    </w:p>
-    <w:p>
       <w:pPr>
         <w:pStyle w:val="Heading1"/>
+        <w:keepNext/>
       </w:pPr>
       <w:r>
         <w:rPr>
@@ -7288,6 +7279,7 @@
     <w:p>
       <w:pPr>
         <w:pStyle w:val="Heading2"/>
+        <w:keepNext/>
       </w:pPr>
       <w:r>
         <w:rPr>
@@ -7303,12 +7295,13 @@
           <w:i w:val="0"/>
           <w:sz w:val="21"/>
         </w:rPr>
-        <w:t>Evaluate the case for keeping the £2 fare cap in this city.  (15 marks)</w:t>
+        <w:t>Evaluate the case for keeping the £2 fare cap in this city. (15 marks)</w:t>
       </w:r>
     </w:p>
     <w:p>
       <w:pPr>
         <w:pStyle w:val="Heading2"/>
+        <w:keepNext/>
       </w:pPr>
       <w:r>
         <w:rPr>
@@ -7537,6 +7530,7 @@
     <w:p>
       <w:pPr>
         <w:pStyle w:val="Heading2"/>
+        <w:keepNext/>
       </w:pPr>
       <w:r>
         <w:rPr>
@@ -7616,13 +7610,9 @@
       </w:r>
     </w:p>
     <w:p>
-      <w:r>
-        <w:br w:type="page"/>
-      </w:r>
-    </w:p>
-    <w:p>
       <w:pPr>
         <w:pStyle w:val="Heading1"/>
+        <w:keepNext/>
       </w:pPr>
       <w:r>
         <w:rPr>
@@ -8134,6 +8124,7 @@
     <w:p>
       <w:pPr>
         <w:pStyle w:val="Heading2"/>
+        <w:keepNext/>
       </w:pPr>
       <w:r>
         <w:rPr>
@@ -8587,12 +8578,13 @@
             <w:tcW w:type="dxa" w:w="5102"/>
           </w:tcPr>
           <w:p>
-            <w:r/>
-            <w:r>
-              <w:rPr>
-                <w:sz w:val="19"/>
-              </w:rPr>
-              <w:t>75 divided by minus 17.0 = minus 4.4. Note first that a supply shift along a stable demand curve would be a legitimate way to identify a demand elasticity, so that is not the objection. It fails because the extract says firms were turning work away in 2023, which means that quantity was rationed by capacity and is not a point on the demand curve, and because two years is long enough for the determinants of demand to move as well. See page 16.</w:t>
+            <w:r>
+              <w:t>75 divided by minus 17.0 = minus 4.4. Note first that a supply shift along a stable demand curve would be a legitimate way to identify a demand elasticity, so that is not the objection. It fails because the extract says firms were turning work away in 2023, which means that quantity was rationed by capacity and is not a point on the demand curve, and because two years is long enough for the determinants of demand to move as well. See.</w:t>
+            </w:r>
+            <w:r>
+              <w:rPr>
+                <w:sz w:val="19"/>
+              </w:rPr>
             </w:r>
           </w:p>
         </w:tc>
@@ -8643,13 +8635,9 @@
       </w:tr>
     </w:tbl>
     <w:p>
-      <w:r>
-        <w:br w:type="page"/>
-      </w:r>
-    </w:p>
-    <w:p>
       <w:pPr>
         <w:pStyle w:val="Heading1"/>
+        <w:keepNext/>
       </w:pPr>
       <w:r>
         <w:rPr>
@@ -9337,6 +9325,7 @@
     <w:p>
       <w:pPr>
         <w:pStyle w:val="Heading2"/>
+        <w:keepNext/>
       </w:pPr>
       <w:r>
         <w:rPr>
@@ -9690,13 +9679,9 @@
       </w:tr>
     </w:tbl>
     <w:p>
-      <w:r>
-        <w:br w:type="page"/>
-      </w:r>
-    </w:p>
-    <w:p>
       <w:pPr>
         <w:pStyle w:val="Heading1"/>
+        <w:keepNext/>
       </w:pPr>
       <w:r>
         <w:rPr>
@@ -10009,8 +9994,8 @@
       </w:r>
     </w:p>
     <w:sectPr>
-      <w:pgSz w:w="12240" w:h="15840"/>
-      <w:pgMar w:top="1020" w:right="1077" w:bottom="1020" w:left="1077" w:header="720" w:footer="720" w:gutter="0"/>
+      <w:pgSz w:w="11906" w:h="16838"/>
+      <w:pgMar w:top="1520" w:right="900" w:bottom="1100" w:left="900" w:header="720" w:footer="720" w:gutter="0"/>
       <w:cols w:space="720"/>
       <w:docGrid w:linePitch="360"/>
     </w:sectPr>

--- a/resources/a-level-economics-data-response-decoder/A-Level-Economics-Data-Response-Decoder-Community-Edition-EDITABLE.docx
+++ b/resources/a-level-economics-data-response-decoder/A-Level-Economics-Data-Response-Decoder-Community-Edition-EDITABLE.docx
@@ -30,24 +30,12 @@
           <w:i w:val="0"/>
           <w:sz w:val="21"/>
         </w:rPr>
-        <w:t>This is the editable version. Both extracts, every question, every answer and every annotation are ordinary Word text. Change the market, change the figures, swap an extract for one of your own, or adjust the tariffs to match your current past papers. A PowerPoint version of the four lessons is in the same download.</w:t>
+        <w:t>The editable Word version is included in this download. Both extracts, every question, every answer and every annotation are ordinary Word text. Change the market, change the figures, swap an extract for one of your own, or adjust the tariffs to match your current past papers. A PowerPoint version of the four lessons is in the same download.</w:t>
       </w:r>
     </w:p>
     <w:p>
       <w:pPr>
         <w:pStyle w:val="Heading1"/>
-        <w:keepNext/>
-      </w:pPr>
-      <w:r>
-        <w:rPr>
-          <w:color w:val="111111"/>
-        </w:rPr>
-        <w:t>What this pack is</w:t>
-      </w:r>
-    </w:p>
-    <w:p>
-      <w:pPr>
-        <w:pStyle w:val="Heading2"/>
         <w:keepNext/>
       </w:pPr>
       <w:r>
@@ -2871,7 +2859,7 @@
               <w:rPr>
                 <w:sz w:val="19"/>
               </w:rPr>
-              <w:t>The strongest answers notice that the two influences cannot be separated from this data. An answer that computes an elasticity of about minus 4.4 from these two points and reports it as a demand elasticity has fallen into the trap. Credit the student who calculates it and then explains why it fails, and note that the good reason is not simply that supply shifted. A supply shift along a stable demand curve is how a demand curve is identified. It fails because the extract says firms were turning work away in 2023, so that quantity was rationed by capacity and is not a point on the demand curve, and because two years is long enough for the determinants of demand to move as well. See.</w:t>
+              <w:t>The strongest answers notice that the two influences cannot be separated from this data. An answer that computes an elasticity of about minus 4.4 from these two points and reports it as a demand elasticity has fallen into the trap. Credit the student who calculates it and then explains why it fails, and note that the good reason is not simply that supply shifted. A supply shift along a stable demand curve is how a demand curve is identified. It fails because the extract says firms were turning work away in 2023, so that quantity was rationed by capacity and is not a point on the demand curve, and because two years is long enough for the determinants of demand to move as well.</w:t>
             </w:r>
           </w:p>
           <w:p>
@@ -8579,7 +8567,7 @@
           </w:tcPr>
           <w:p>
             <w:r>
-              <w:t>75 divided by minus 17.0 = minus 4.4. Note first that a supply shift along a stable demand curve would be a legitimate way to identify a demand elasticity, so that is not the objection. It fails because the extract says firms were turning work away in 2023, which means that quantity was rationed by capacity and is not a point on the demand curve, and because two years is long enough for the determinants of demand to move as well. See.</w:t>
+              <w:t>75 divided by minus 17.0 = minus 4.4. Note first that a supply shift along a stable demand curve would be a legitimate way to identify a demand elasticity, so that is not the objection. It fails because the extract says firms were turning work away in 2023, which means that quantity was rationed by capacity and is not a point on the demand curve, and because two years is long enough for the determinants of demand to move as well.</w:t>
             </w:r>
             <w:r>
               <w:rPr>
@@ -9942,7 +9930,7 @@
           <w:i w:val="0"/>
           <w:sz w:val="21"/>
         </w:rPr>
-        <w:t>This is the editable version. Change anything you like. It is your classroom.</w:t>
+        <w:t>The editable Word version is included in this download. Change anything you like. It is your classroom.</w:t>
       </w:r>
     </w:p>
     <w:p>
